--- a/resources/se-agreement-bond-template.docx
+++ b/resources/se-agreement-bond-template.docx
@@ -631,7 +631,25 @@
           <w:sz w:val="22"/>
           <w:szCs w:val="22"/>
         </w:rPr>
-        <w:t xml:space="preserve">Sri.{{Agency Name}}, Civil Contractor one part and the Commissioner, {{Corp}} behalf of {{Corp Full}} on other part. </w:t>
+        <w:t xml:space="preserve">Sri.</w:t>
+      </w:r>
+      <w:r>
+        <w:rPr>
+          <w:rFonts w:ascii="Book Antiqua" w:hAnsi="Book Antiqua" w:cs="Tahoma"/>
+          <w:b/>
+          <w:bCs/>
+          <w:sz w:val="22"/>
+          <w:szCs w:val="22"/>
+        </w:rPr>
+        <w:t>{{Agency Name}}</w:t>
+      </w:r>
+      <w:r>
+        <w:rPr>
+          <w:rFonts w:ascii="Book Antiqua" w:hAnsi="Book Antiqua" w:cs="Tahoma"/>
+          <w:sz w:val="22"/>
+          <w:szCs w:val="22"/>
+        </w:rPr>
+        <w:t xml:space="preserve">, Civil Contractor one part and the Commissioner, {{Corp}} behalf of {{Corp Full}} on other part. </w:t>
       </w:r>
     </w:p>
     <w:p>

--- a/resources/se-agreement-bond-template.docx
+++ b/resources/se-agreement-bond-template.docx
@@ -488,8 +488,6 @@
             <w:r>
               <w:rPr>
                 <w:rFonts w:ascii="Book Antiqua" w:hAnsi="Book Antiqua" w:cs="Calibri"/>
-                <w:b/>
-                <w:bCs/>
                 <w:color w:val="000000"/>
                 <w:sz w:val="22"/>
                 <w:szCs w:val="22"/>
@@ -599,6 +597,26 @@
     </w:p>
     <w:p>
       <w:pPr>
+        <w:jc w:val="both"/>
+        <w:rPr>
+          <w:rFonts w:ascii="Book Antiqua" w:hAnsi="Book Antiqua" w:cs="Tahoma"/>
+          <w:sz w:val="22"/>
+          <w:szCs w:val="22"/>
+        </w:rPr>
+      </w:pPr>
+    </w:p>
+    <w:p>
+      <w:pPr>
+        <w:jc w:val="both"/>
+        <w:rPr>
+          <w:rFonts w:ascii="Book Antiqua" w:hAnsi="Book Antiqua" w:cs="Tahoma"/>
+          <w:sz w:val="22"/>
+          <w:szCs w:val="22"/>
+        </w:rPr>
+      </w:pPr>
+    </w:p>
+    <w:p>
+      <w:pPr>
         <w:ind w:firstLine="720"/>
         <w:jc w:val="both"/>
         <w:rPr>
@@ -622,7 +640,25 @@
           <w:sz w:val="22"/>
           <w:szCs w:val="22"/>
         </w:rPr>
-        <w:t xml:space="preserve"> on this {{Agmt Date Day}} day of {{Agmt Date Month}} {{Agmt Year}} between </w:t>
+        <w:t xml:space="preserve"> on this </w:t>
+      </w:r>
+      <w:r>
+        <w:rPr>
+          <w:rFonts w:ascii="Book Antiqua" w:hAnsi="Book Antiqua" w:cs="Tahoma"/>
+          <w:b/>
+          <w:bCs/>
+          <w:sz w:val="22"/>
+          <w:szCs w:val="22"/>
+        </w:rPr>
+        <w:t xml:space="preserve">{{Agmt Date Day}} day of {{Agmt Date Month}} {{Agmt Year}}</w:t>
+      </w:r>
+      <w:r>
+        <w:rPr>
+          <w:rFonts w:ascii="Book Antiqua" w:hAnsi="Book Antiqua" w:cs="Tahoma"/>
+          <w:sz w:val="22"/>
+          <w:szCs w:val="22"/>
+        </w:rPr>
+        <w:t xml:space="preserve"> between </w:t>
       </w:r>
       <w:proofErr w:type="spellStart"/>
       <w:r>
@@ -632,6 +668,15 @@
           <w:szCs w:val="22"/>
         </w:rPr>
         <w:t xml:space="preserve">Sri.</w:t>
+      </w:r>
+      <w:r>
+        <w:rPr>
+          <w:rFonts w:ascii="Book Antiqua" w:hAnsi="Book Antiqua" w:cs="Tahoma"/>
+          <w:spacing w:val="120"/>
+          <w:sz w:val="22"/>
+          <w:szCs w:val="22"/>
+        </w:rPr>
+        <w:t xml:space="preserve"> </w:t>
       </w:r>
       <w:r>
         <w:rPr>

--- a/resources/se-agreement-bond-template.docx
+++ b/resources/se-agreement-bond-template.docx
@@ -237,13 +237,14 @@
     </w:p>
     <w:tbl>
       <w:tblPr>
-        <w:tblW w:w="6680" w:type="dxa"/>
+        <w:tblW w:w="4400" w:type="dxa"/>
         <w:jc w:val="center"/>
+        <w:tblLayout w:type="fixed"/>
         <w:tblLook w:val="04A0" w:firstRow="1" w:lastRow="0" w:firstColumn="1" w:lastColumn="0" w:noHBand="0" w:noVBand="1"/>
       </w:tblPr>
       <w:tblGrid>
-        <w:gridCol w:w="3327"/>
-        <w:gridCol w:w="3353"/>
+        <w:gridCol w:w="2750"/>
+        <w:gridCol w:w="1650"/>
       </w:tblGrid>
       <w:tr>
         <w:trPr>
@@ -251,7 +252,7 @@
         </w:trPr>
         <w:tc>
           <w:tcPr>
-            <w:tcW w:w="3327" w:type="dxa"/>
+            <w:tcW w:w="2750" w:type="dxa"/>
             <w:tcBorders>
               <w:top w:val="nil"/>
               <w:left w:val="nil"/>
@@ -291,7 +292,7 @@
         </w:tc>
         <w:tc>
           <w:tcPr>
-            <w:tcW w:w="3353" w:type="dxa"/>
+            <w:tcW w:w="1650" w:type="dxa"/>
             <w:tcBorders>
               <w:top w:val="nil"/>
               <w:left w:val="nil"/>
@@ -336,7 +337,7 @@
         </w:trPr>
         <w:tc>
           <w:tcPr>
-            <w:tcW w:w="3327" w:type="dxa"/>
+            <w:tcW w:w="2750" w:type="dxa"/>
             <w:tcBorders>
               <w:top w:val="nil"/>
               <w:left w:val="nil"/>
@@ -376,7 +377,7 @@
         </w:tc>
         <w:tc>
           <w:tcPr>
-            <w:tcW w:w="3353" w:type="dxa"/>
+            <w:tcW w:w="1650" w:type="dxa"/>
             <w:tcBorders>
               <w:top w:val="nil"/>
               <w:left w:val="nil"/>
@@ -421,7 +422,7 @@
         </w:trPr>
         <w:tc>
           <w:tcPr>
-            <w:tcW w:w="3327" w:type="dxa"/>
+            <w:tcW w:w="2750" w:type="dxa"/>
             <w:tcBorders>
               <w:top w:val="nil"/>
               <w:left w:val="nil"/>
@@ -461,7 +462,7 @@
         </w:tc>
         <w:tc>
           <w:tcPr>
-            <w:tcW w:w="3353" w:type="dxa"/>
+            <w:tcW w:w="1650" w:type="dxa"/>
             <w:tcBorders>
               <w:top w:val="nil"/>
               <w:left w:val="nil"/>
@@ -504,7 +505,7 @@
         </w:trPr>
         <w:tc>
           <w:tcPr>
-            <w:tcW w:w="3327" w:type="dxa"/>
+            <w:tcW w:w="2750" w:type="dxa"/>
             <w:tcBorders>
               <w:top w:val="nil"/>
               <w:left w:val="nil"/>
@@ -544,7 +545,7 @@
         </w:tc>
         <w:tc>
           <w:tcPr>
-            <w:tcW w:w="3353" w:type="dxa"/>
+            <w:tcW w:w="1650" w:type="dxa"/>
             <w:tcBorders>
               <w:top w:val="nil"/>
               <w:left w:val="nil"/>
